--- a/klagomål/A 30131-2023 FSC-klagomål.docx
+++ b/klagomål/A 30131-2023 FSC-klagomål.docx
@@ -1088,7 +1088,7 @@
     <w:r>
       <w:tab/>
       <w:tab/>
-      <w:t>2026-09-14</w:t>
+      <w:t>2026-09-15</w:t>
       <w:br/>
       <w:br/>
     </w:r>

--- a/klagomål/A 30131-2023 FSC-klagomål.docx
+++ b/klagomål/A 30131-2023 FSC-klagomål.docx
@@ -1088,7 +1088,7 @@
     <w:r>
       <w:tab/>
       <w:tab/>
-      <w:t>2026-09-15</w:t>
+      <w:t>2026-09-16</w:t>
       <w:br/>
       <w:br/>
     </w:r>

--- a/klagomål/A 30131-2023 FSC-klagomål.docx
+++ b/klagomål/A 30131-2023 FSC-klagomål.docx
@@ -1088,7 +1088,7 @@
     <w:r>
       <w:tab/>
       <w:tab/>
-      <w:t>2026-09-16</w:t>
+      <w:t>2026-09-17</w:t>
       <w:br/>
       <w:br/>
     </w:r>

--- a/klagomål/A 30131-2023 FSC-klagomål.docx
+++ b/klagomål/A 30131-2023 FSC-klagomål.docx
@@ -1088,7 +1088,7 @@
     <w:r>
       <w:tab/>
       <w:tab/>
-      <w:t>2026-09-17</w:t>
+      <w:t>2026-09-18</w:t>
       <w:br/>
       <w:br/>
     </w:r>

--- a/klagomål/A 30131-2023 FSC-klagomål.docx
+++ b/klagomål/A 30131-2023 FSC-klagomål.docx
@@ -1088,7 +1088,7 @@
     <w:r>
       <w:tab/>
       <w:tab/>
-      <w:t>2026-09-18</w:t>
+      <w:t>2026-09-19</w:t>
       <w:br/>
       <w:br/>
     </w:r>

--- a/klagomål/A 30131-2023 FSC-klagomål.docx
+++ b/klagomål/A 30131-2023 FSC-klagomål.docx
@@ -1088,7 +1088,7 @@
     <w:r>
       <w:tab/>
       <w:tab/>
-      <w:t>2026-09-19</w:t>
+      <w:t>2026-09-21</w:t>
       <w:br/>
       <w:br/>
     </w:r>

--- a/klagomål/A 30131-2023 FSC-klagomål.docx
+++ b/klagomål/A 30131-2023 FSC-klagomål.docx
@@ -178,7 +178,7 @@
       <w:r>
         <w:drawing>
           <wp:inline xmlns:a="http://schemas.openxmlformats.org/drawingml/2006/main" xmlns:pic="http://schemas.openxmlformats.org/drawingml/2006/picture">
-            <wp:extent cx="5486400" cy="4928333"/>
+            <wp:extent cx="5486400" cy="5175315"/>
             <wp:docPr id="1" name="Picture 1"/>
             <wp:cNvGraphicFramePr>
               <a:graphicFrameLocks noChangeAspect="1"/>
@@ -199,7 +199,7 @@
                   <pic:spPr>
                     <a:xfrm>
                       <a:off x="0" y="0"/>
-                      <a:ext cx="5486400" cy="4928333"/>
+                      <a:ext cx="5486400" cy="5175315"/>
                     </a:xfrm>
                     <a:prstGeom prst="rect"/>
                   </pic:spPr>
@@ -221,7 +221,7 @@
     </w:p>
     <w:p>
       <w:r>
-        <w:t>I avverkningsanmälan finns fynd av 5 naturvårdsarter, varav 3 är rödlistade, 1 är fridlyst, 4 är typiska (T) och 2 är signalarter (S): knärot (VU, T, §8), tallticka (NT, T), vedtrappmossa (NT, T), blomkålssvamp (S) och grönpyrola (S, T). Se Figur 1.</w:t>
+        <w:t>I avverkningsanmälan finns fynd av 8 naturvårdsarter, varav 4 är rödlistade, 1 är fridlyst, 7 är typiska (T) och 4 är signalarter (S): knärot (VU, T, §8), brunpudrad nållav (NT, T), tallticka (NT, T), vedtrappmossa (NT, T), blomkålssvamp (S), grönpyrola (S, T), gulnål (S, T) och kornig nållav (S, T). Se Figur 1.</w:t>
       </w:r>
     </w:p>
     <w:p>
@@ -296,7 +296,7 @@
     </w:p>
     <w:p>
       <w:r>
-        <w:t>I det avverkningsanmälda området finns 8 fyndplatser för knärot registrerade på Artportalen. Figur 2 visar gränserna för buffertzoner på 50 m, som behöver lämnas kring fyndplatserna för att knärotslokalerna inte ska försvinna vid en avverkning. Av det avverkningsanmälda området överlappar 4.27 ha med buffertzonerna och får av detta skäl inte avverkas.</w:t>
+        <w:t>I det avverkningsanmälda området finns 9 fyndplatser för knärot registrerade på Artportalen. Figur 2 visar gränserna för buffertzoner på 50 m, som behöver lämnas kring fyndplatserna för att knärotslokalerna inte ska försvinna vid en avverkning. Av det avverkningsanmälda området överlappar 4.71 ha med buffertzonerna och får av detta skäl inte avverkas.</w:t>
       </w:r>
     </w:p>
     <w:p>
@@ -352,6 +352,26 @@
         <w:rPr>
           <w:b/>
         </w:rPr>
+        <w:t>Brunpudrad nållav (NT)</w:t>
+      </w:r>
+      <w:r>
+        <w:t xml:space="preserve"> är beroende av hög, jämn luftfuktighet och kan påträffas i fuktiga skogar av naturskogskaraktär, ofta i sumpgranskog eller andra sumpskogar. Arten är placerad högst upp i Skogsstyrelsens värdepyramid för bedömning av skog med höga naturvärden och förekomster bör undantas från skogsbruksåtgärder. Brunpudrad nållav är typisk art för </w:t>
+      </w:r>
+      <w:r>
+        <w:rPr>
+          <w:i/>
+        </w:rPr>
+        <w:t>9010 Taiga</w:t>
+      </w:r>
+      <w:r>
+        <w:t xml:space="preserve"> (SLU Artdatabanken, 2024; Nitare &amp; Skogsstyrelsen, 2019).</w:t>
+      </w:r>
+    </w:p>
+    <w:p>
+      <w:r>
+        <w:rPr>
+          <w:b/>
+        </w:rPr>
         <w:t xml:space="preserve">Tallticka (NT) </w:t>
       </w:r>
       <w:r>
@@ -434,6 +454,64 @@
       </w:r>
       <w:r>
         <w:t>(Nitare &amp; Skogsstyrelsen, 2019; SLU Artdatabanken, 2025).</w:t>
+      </w:r>
+    </w:p>
+    <w:p>
+      <w:r>
+        <w:rPr>
+          <w:b/>
+        </w:rPr>
+        <w:t>Gulnål</w:t>
+      </w:r>
+      <w:r>
+        <w:t xml:space="preserve"> växer mest på murknande lövträdsved och barrträdsved och förekommer i skuggiga miljöer med hög luftfuktighet. I södra Sverige är den en relativt bra signal på biotoper med höga naturvärden och följs ofta av sällsynta arter. Gulnål är typisk art för </w:t>
+      </w:r>
+      <w:r>
+        <w:rPr>
+          <w:i/>
+        </w:rPr>
+        <w:t>9110 Näringsfattig bokskog</w:t>
+      </w:r>
+      <w:r>
+        <w:t xml:space="preserve"> och</w:t>
+      </w:r>
+      <w:r>
+        <w:rPr>
+          <w:i/>
+        </w:rPr>
+        <w:t xml:space="preserve"> 9130 Näringsrik bokskog </w:t>
+      </w:r>
+      <w:r>
+        <w:t>(Nitare &amp; Skogsstyrelsen, 2019; SLU Artdatabanken, 2025).</w:t>
+      </w:r>
+    </w:p>
+    <w:p>
+      <w:r>
+        <w:rPr>
+          <w:b/>
+        </w:rPr>
+        <w:t xml:space="preserve">Kornig nållav </w:t>
+      </w:r>
+      <w:r>
+        <w:t xml:space="preserve">förekommer i skuggiga miljöer med hög luftfuktighet och påträffas främst i gamla skogar eller på gamla träd. Den signalerar höga naturvärden och på lokalerna finns ofta flera ovanliga och rödlistade arter. Kornig nållav är typisk art för </w:t>
+      </w:r>
+      <w:r>
+        <w:rPr>
+          <w:i/>
+        </w:rPr>
+        <w:t xml:space="preserve">9110 Näringsfattig bokskog </w:t>
+      </w:r>
+      <w:r>
+        <w:t>och</w:t>
+      </w:r>
+      <w:r>
+        <w:rPr>
+          <w:i/>
+        </w:rPr>
+        <w:t xml:space="preserve"> 9130 Näringsrik bokskog</w:t>
+      </w:r>
+      <w:r>
+        <w:t xml:space="preserve"> (SLU Artdatabanken, 2024; Nitare &amp; Skogsstyrelsen, 2019).</w:t>
       </w:r>
     </w:p>
     <w:p>
@@ -526,7 +604,7 @@
         <w:rPr>
           <w:i/>
         </w:rPr>
-        <w:t>I det avverkningsanmälda skogsområdet har 5 naturvårdsarter varav 3 rödlistade arter sina livsmiljöer och växtplatser.</w:t>
+        <w:t>I det avverkningsanmälda skogsområdet har 8 naturvårdsarter varav 4 rödlistade arter sina livsmiljöer och växtplatser.</w:t>
       </w:r>
     </w:p>
     <w:p>
@@ -1088,7 +1166,7 @@
     <w:r>
       <w:tab/>
       <w:tab/>
-      <w:t>2026-09-21</w:t>
+      <w:t>2026-09-23</w:t>
       <w:br/>
       <w:br/>
     </w:r>

--- a/klagomål/A 30131-2023 FSC-klagomål.docx
+++ b/klagomål/A 30131-2023 FSC-klagomål.docx
@@ -1166,7 +1166,7 @@
     <w:r>
       <w:tab/>
       <w:tab/>
-      <w:t>2026-09-23</w:t>
+      <w:t>2026-09-24</w:t>
       <w:br/>
       <w:br/>
     </w:r>

--- a/klagomål/A 30131-2023 FSC-klagomål.docx
+++ b/klagomål/A 30131-2023 FSC-klagomål.docx
@@ -1166,7 +1166,7 @@
     <w:r>
       <w:tab/>
       <w:tab/>
-      <w:t>2026-09-24</w:t>
+      <w:t>2026-09-25</w:t>
       <w:br/>
       <w:br/>
     </w:r>

--- a/klagomål/A 30131-2023 FSC-klagomål.docx
+++ b/klagomål/A 30131-2023 FSC-klagomål.docx
@@ -1166,7 +1166,7 @@
     <w:r>
       <w:tab/>
       <w:tab/>
-      <w:t>2026-09-25</w:t>
+      <w:t>2026-09-26</w:t>
       <w:br/>
       <w:br/>
     </w:r>

--- a/klagomål/A 30131-2023 FSC-klagomål.docx
+++ b/klagomål/A 30131-2023 FSC-klagomål.docx
@@ -1166,7 +1166,7 @@
     <w:r>
       <w:tab/>
       <w:tab/>
-      <w:t>2026-09-26</w:t>
+      <w:t>2026-09-27</w:t>
       <w:br/>
       <w:br/>
     </w:r>

--- a/klagomål/A 30131-2023 FSC-klagomål.docx
+++ b/klagomål/A 30131-2023 FSC-klagomål.docx
@@ -1166,7 +1166,7 @@
     <w:r>
       <w:tab/>
       <w:tab/>
-      <w:t>2026-09-27</w:t>
+      <w:t>2026-09-28</w:t>
       <w:br/>
       <w:br/>
     </w:r>

--- a/klagomål/A 30131-2023 FSC-klagomål.docx
+++ b/klagomål/A 30131-2023 FSC-klagomål.docx
@@ -1166,7 +1166,7 @@
     <w:r>
       <w:tab/>
       <w:tab/>
-      <w:t>2026-09-28</w:t>
+      <w:t>2026-09-29</w:t>
       <w:br/>
       <w:br/>
     </w:r>

--- a/klagomål/A 30131-2023 FSC-klagomål.docx
+++ b/klagomål/A 30131-2023 FSC-klagomål.docx
@@ -1166,7 +1166,7 @@
     <w:r>
       <w:tab/>
       <w:tab/>
-      <w:t>2026-09-29</w:t>
+      <w:t>2026-09-30</w:t>
       <w:br/>
       <w:br/>
     </w:r>

--- a/klagomål/A 30131-2023 FSC-klagomål.docx
+++ b/klagomål/A 30131-2023 FSC-klagomål.docx
@@ -1166,7 +1166,7 @@
     <w:r>
       <w:tab/>
       <w:tab/>
-      <w:t>2026-09-30</w:t>
+      <w:t>2026-10-01</w:t>
       <w:br/>
       <w:br/>
     </w:r>

--- a/klagomål/A 30131-2023 FSC-klagomål.docx
+++ b/klagomål/A 30131-2023 FSC-klagomål.docx
@@ -1166,7 +1166,7 @@
     <w:r>
       <w:tab/>
       <w:tab/>
-      <w:t>2026-10-01</w:t>
+      <w:t>2026-10-02</w:t>
       <w:br/>
       <w:br/>
     </w:r>

--- a/klagomål/A 30131-2023 FSC-klagomål.docx
+++ b/klagomål/A 30131-2023 FSC-klagomål.docx
@@ -1166,7 +1166,7 @@
     <w:r>
       <w:tab/>
       <w:tab/>
-      <w:t>2026-10-02</w:t>
+      <w:t>2026-10-03</w:t>
       <w:br/>
       <w:br/>
     </w:r>

--- a/klagomål/A 30131-2023 FSC-klagomål.docx
+++ b/klagomål/A 30131-2023 FSC-klagomål.docx
@@ -1166,7 +1166,7 @@
     <w:r>
       <w:tab/>
       <w:tab/>
-      <w:t>2026-10-03</w:t>
+      <w:t>2026-10-04</w:t>
       <w:br/>
       <w:br/>
     </w:r>

--- a/klagomål/A 30131-2023 FSC-klagomål.docx
+++ b/klagomål/A 30131-2023 FSC-klagomål.docx
@@ -1166,7 +1166,7 @@
     <w:r>
       <w:tab/>
       <w:tab/>
-      <w:t>2026-10-04</w:t>
+      <w:t>2026-10-05</w:t>
       <w:br/>
       <w:br/>
     </w:r>

--- a/klagomål/A 30131-2023 FSC-klagomål.docx
+++ b/klagomål/A 30131-2023 FSC-klagomål.docx
@@ -1166,7 +1166,7 @@
     <w:r>
       <w:tab/>
       <w:tab/>
-      <w:t>2026-10-05</w:t>
+      <w:t>2026-10-06</w:t>
       <w:br/>
       <w:br/>
     </w:r>

--- a/klagomål/A 30131-2023 FSC-klagomål.docx
+++ b/klagomål/A 30131-2023 FSC-klagomål.docx
@@ -1166,7 +1166,7 @@
     <w:r>
       <w:tab/>
       <w:tab/>
-      <w:t>2026-10-06</w:t>
+      <w:t>2026-10-07</w:t>
       <w:br/>
       <w:br/>
     </w:r>

--- a/klagomål/A 30131-2023 FSC-klagomål.docx
+++ b/klagomål/A 30131-2023 FSC-klagomål.docx
@@ -1166,7 +1166,7 @@
     <w:r>
       <w:tab/>
       <w:tab/>
-      <w:t>2026-10-07</w:t>
+      <w:t>2026-10-08</w:t>
       <w:br/>
       <w:br/>
     </w:r>

--- a/klagomål/A 30131-2023 FSC-klagomål.docx
+++ b/klagomål/A 30131-2023 FSC-klagomål.docx
@@ -1166,7 +1166,7 @@
     <w:r>
       <w:tab/>
       <w:tab/>
-      <w:t>2026-10-08</w:t>
+      <w:t>2026-10-09</w:t>
       <w:br/>
       <w:br/>
     </w:r>

--- a/klagomål/A 30131-2023 FSC-klagomål.docx
+++ b/klagomål/A 30131-2023 FSC-klagomål.docx
@@ -1166,7 +1166,7 @@
     <w:r>
       <w:tab/>
       <w:tab/>
-      <w:t>2026-10-09</w:t>
+      <w:t>2026-10-10</w:t>
       <w:br/>
       <w:br/>
     </w:r>

--- a/klagomål/A 30131-2023 FSC-klagomål.docx
+++ b/klagomål/A 30131-2023 FSC-klagomål.docx
@@ -1166,7 +1166,7 @@
     <w:r>
       <w:tab/>
       <w:tab/>
-      <w:t>2026-10-10</w:t>
+      <w:t>2026-10-11</w:t>
       <w:br/>
       <w:br/>
     </w:r>

--- a/klagomål/A 30131-2023 FSC-klagomål.docx
+++ b/klagomål/A 30131-2023 FSC-klagomål.docx
@@ -1166,7 +1166,7 @@
     <w:r>
       <w:tab/>
       <w:tab/>
-      <w:t>2026-10-11</w:t>
+      <w:t>2026-10-12</w:t>
       <w:br/>
       <w:br/>
     </w:r>

--- a/klagomål/A 30131-2023 FSC-klagomål.docx
+++ b/klagomål/A 30131-2023 FSC-klagomål.docx
@@ -1166,7 +1166,7 @@
     <w:r>
       <w:tab/>
       <w:tab/>
-      <w:t>2026-10-12</w:t>
+      <w:t>2026-10-13</w:t>
       <w:br/>
       <w:br/>
     </w:r>

--- a/klagomål/A 30131-2023 FSC-klagomål.docx
+++ b/klagomål/A 30131-2023 FSC-klagomål.docx
@@ -1166,7 +1166,7 @@
     <w:r>
       <w:tab/>
       <w:tab/>
-      <w:t>2026-10-13</w:t>
+      <w:t>2026-10-14</w:t>
       <w:br/>
       <w:br/>
     </w:r>

--- a/klagomål/A 30131-2023 FSC-klagomål.docx
+++ b/klagomål/A 30131-2023 FSC-klagomål.docx
@@ -1166,7 +1166,7 @@
     <w:r>
       <w:tab/>
       <w:tab/>
-      <w:t>2026-10-14</w:t>
+      <w:t>2026-10-15</w:t>
       <w:br/>
       <w:br/>
     </w:r>

--- a/klagomål/A 30131-2023 FSC-klagomål.docx
+++ b/klagomål/A 30131-2023 FSC-klagomål.docx
@@ -1166,7 +1166,7 @@
     <w:r>
       <w:tab/>
       <w:tab/>
-      <w:t>2026-10-15</w:t>
+      <w:t>2026-10-16</w:t>
       <w:br/>
       <w:br/>
     </w:r>

--- a/klagomål/A 30131-2023 FSC-klagomål.docx
+++ b/klagomål/A 30131-2023 FSC-klagomål.docx
@@ -1166,7 +1166,7 @@
     <w:r>
       <w:tab/>
       <w:tab/>
-      <w:t>2026-10-16</w:t>
+      <w:t>2026-10-17</w:t>
       <w:br/>
       <w:br/>
     </w:r>

--- a/klagomål/A 30131-2023 FSC-klagomål.docx
+++ b/klagomål/A 30131-2023 FSC-klagomål.docx
@@ -1166,7 +1166,7 @@
     <w:r>
       <w:tab/>
       <w:tab/>
-      <w:t>2026-10-17</w:t>
+      <w:t>2026-10-18</w:t>
       <w:br/>
       <w:br/>
     </w:r>

--- a/klagomål/A 30131-2023 FSC-klagomål.docx
+++ b/klagomål/A 30131-2023 FSC-klagomål.docx
@@ -1166,7 +1166,7 @@
     <w:r>
       <w:tab/>
       <w:tab/>
-      <w:t>2026-10-18</w:t>
+      <w:t>2026-10-19</w:t>
       <w:br/>
       <w:br/>
     </w:r>

--- a/klagomål/A 30131-2023 FSC-klagomål.docx
+++ b/klagomål/A 30131-2023 FSC-klagomål.docx
@@ -1166,7 +1166,7 @@
     <w:r>
       <w:tab/>
       <w:tab/>
-      <w:t>2026-10-19</w:t>
+      <w:t>2026-10-20</w:t>
       <w:br/>
       <w:br/>
     </w:r>

--- a/klagomål/A 30131-2023 FSC-klagomål.docx
+++ b/klagomål/A 30131-2023 FSC-klagomål.docx
@@ -1166,7 +1166,7 @@
     <w:r>
       <w:tab/>
       <w:tab/>
-      <w:t>2026-10-20</w:t>
+      <w:t>2026-10-21</w:t>
       <w:br/>
       <w:br/>
     </w:r>

--- a/klagomål/A 30131-2023 FSC-klagomål.docx
+++ b/klagomål/A 30131-2023 FSC-klagomål.docx
@@ -1166,7 +1166,7 @@
     <w:r>
       <w:tab/>
       <w:tab/>
-      <w:t>2026-10-21</w:t>
+      <w:t>2026-10-22</w:t>
       <w:br/>
       <w:br/>
     </w:r>

--- a/klagomål/A 30131-2023 FSC-klagomål.docx
+++ b/klagomål/A 30131-2023 FSC-klagomål.docx
@@ -1166,7 +1166,7 @@
     <w:r>
       <w:tab/>
       <w:tab/>
-      <w:t>2026-10-22</w:t>
+      <w:t>2026-10-23</w:t>
       <w:br/>
       <w:br/>
     </w:r>

--- a/klagomål/A 30131-2023 FSC-klagomål.docx
+++ b/klagomål/A 30131-2023 FSC-klagomål.docx
@@ -1166,7 +1166,7 @@
     <w:r>
       <w:tab/>
       <w:tab/>
-      <w:t>2026-10-23</w:t>
+      <w:t>2026-10-24</w:t>
       <w:br/>
       <w:br/>
     </w:r>

--- a/klagomål/A 30131-2023 FSC-klagomål.docx
+++ b/klagomål/A 30131-2023 FSC-klagomål.docx
@@ -1166,7 +1166,7 @@
     <w:r>
       <w:tab/>
       <w:tab/>
-      <w:t>2026-10-24</w:t>
+      <w:t>2026-10-25</w:t>
       <w:br/>
       <w:br/>
     </w:r>

--- a/klagomål/A 30131-2023 FSC-klagomål.docx
+++ b/klagomål/A 30131-2023 FSC-klagomål.docx
@@ -1166,7 +1166,7 @@
     <w:r>
       <w:tab/>
       <w:tab/>
-      <w:t>2026-10-25</w:t>
+      <w:t>2026-10-26</w:t>
       <w:br/>
       <w:br/>
     </w:r>

--- a/klagomål/A 30131-2023 FSC-klagomål.docx
+++ b/klagomål/A 30131-2023 FSC-klagomål.docx
@@ -1166,7 +1166,7 @@
     <w:r>
       <w:tab/>
       <w:tab/>
-      <w:t>2026-10-26</w:t>
+      <w:t>2026-10-27</w:t>
       <w:br/>
       <w:br/>
     </w:r>

--- a/klagomål/A 30131-2023 FSC-klagomål.docx
+++ b/klagomål/A 30131-2023 FSC-klagomål.docx
@@ -1166,7 +1166,7 @@
     <w:r>
       <w:tab/>
       <w:tab/>
-      <w:t>2026-10-27</w:t>
+      <w:t>2026-10-28</w:t>
       <w:br/>
       <w:br/>
     </w:r>

--- a/klagomål/A 30131-2023 FSC-klagomål.docx
+++ b/klagomål/A 30131-2023 FSC-klagomål.docx
@@ -1166,7 +1166,7 @@
     <w:r>
       <w:tab/>
       <w:tab/>
-      <w:t>2026-10-28</w:t>
+      <w:t>2026-10-29</w:t>
       <w:br/>
       <w:br/>
     </w:r>

--- a/klagomål/A 30131-2023 FSC-klagomål.docx
+++ b/klagomål/A 30131-2023 FSC-klagomål.docx
@@ -1166,7 +1166,7 @@
     <w:r>
       <w:tab/>
       <w:tab/>
-      <w:t>2026-10-29</w:t>
+      <w:t>2026-10-31</w:t>
       <w:br/>
       <w:br/>
     </w:r>
